--- a/code/reports/hotelReserv.docx
+++ b/code/reports/hotelReserv.docx
@@ -94,6 +94,7 @@
           <w:rFonts w:ascii="Times New Roman" w:hAnsi="Times New Roman" w:cs="Times New Roman"/>
           <w:sz w:val="36"/>
           <w:szCs w:val="36"/>
+          <w:u w:val="single"/>
         </w:rPr>
         <w:t>{{ date</w:t>
       </w:r>
@@ -102,6 +103,7 @@
           <w:rFonts w:ascii="Times New Roman" w:hAnsi="Times New Roman" w:cs="Times New Roman"/>
           <w:sz w:val="36"/>
           <w:szCs w:val="36"/>
+          <w:u w:val="single"/>
           <w:lang w:val="en-US"/>
         </w:rPr>
         <w:t>Reserv</w:t>
@@ -111,6 +113,7 @@
           <w:rFonts w:ascii="Times New Roman" w:hAnsi="Times New Roman" w:cs="Times New Roman"/>
           <w:sz w:val="36"/>
           <w:szCs w:val="36"/>
+          <w:u w:val="single"/>
         </w:rPr>
         <w:t xml:space="preserve"> }}</w:t>
       </w:r>
@@ -154,13 +157,23 @@
           <w:sz w:val="36"/>
           <w:szCs w:val="36"/>
         </w:rPr>
-        <w:t xml:space="preserve"> {{ </w:t>
-      </w:r>
-      <w:r>
-        <w:rPr>
-          <w:rFonts w:ascii="Times New Roman" w:hAnsi="Times New Roman" w:cs="Times New Roman"/>
-          <w:sz w:val="36"/>
-          <w:szCs w:val="36"/>
+        <w:t xml:space="preserve"> </w:t>
+      </w:r>
+      <w:r>
+        <w:rPr>
+          <w:rFonts w:ascii="Times New Roman" w:hAnsi="Times New Roman" w:cs="Times New Roman"/>
+          <w:sz w:val="36"/>
+          <w:szCs w:val="36"/>
+          <w:u w:val="single"/>
+        </w:rPr>
+        <w:t xml:space="preserve">{{ </w:t>
+      </w:r>
+      <w:r>
+        <w:rPr>
+          <w:rFonts w:ascii="Times New Roman" w:hAnsi="Times New Roman" w:cs="Times New Roman"/>
+          <w:sz w:val="36"/>
+          <w:szCs w:val="36"/>
+          <w:u w:val="single"/>
           <w:lang w:val="en-US"/>
         </w:rPr>
         <w:t>room</w:t>
@@ -170,8 +183,17 @@
           <w:rFonts w:ascii="Times New Roman" w:hAnsi="Times New Roman" w:cs="Times New Roman"/>
           <w:sz w:val="36"/>
           <w:szCs w:val="36"/>
-        </w:rPr>
-        <w:t xml:space="preserve"> }} </w:t>
+          <w:u w:val="single"/>
+        </w:rPr>
+        <w:t xml:space="preserve"> }}</w:t>
+      </w:r>
+      <w:r>
+        <w:rPr>
+          <w:rFonts w:ascii="Times New Roman" w:hAnsi="Times New Roman" w:cs="Times New Roman"/>
+          <w:sz w:val="36"/>
+          <w:szCs w:val="36"/>
+        </w:rPr>
+        <w:t xml:space="preserve"> </w:t>
       </w:r>
       <w:r>
         <w:rPr>
@@ -219,13 +241,23 @@
           <w:sz w:val="36"/>
           <w:szCs w:val="36"/>
         </w:rPr>
-        <w:t xml:space="preserve"> {{ </w:t>
-      </w:r>
-      <w:r>
-        <w:rPr>
-          <w:rFonts w:ascii="Times New Roman" w:hAnsi="Times New Roman" w:cs="Times New Roman"/>
-          <w:sz w:val="36"/>
-          <w:szCs w:val="36"/>
+        <w:t xml:space="preserve"> </w:t>
+      </w:r>
+      <w:r>
+        <w:rPr>
+          <w:rFonts w:ascii="Times New Roman" w:hAnsi="Times New Roman" w:cs="Times New Roman"/>
+          <w:sz w:val="36"/>
+          <w:szCs w:val="36"/>
+          <w:u w:val="single"/>
+        </w:rPr>
+        <w:t xml:space="preserve">{{ </w:t>
+      </w:r>
+      <w:r>
+        <w:rPr>
+          <w:rFonts w:ascii="Times New Roman" w:hAnsi="Times New Roman" w:cs="Times New Roman"/>
+          <w:sz w:val="36"/>
+          <w:szCs w:val="36"/>
+          <w:u w:val="single"/>
           <w:lang w:val="en-US"/>
         </w:rPr>
         <w:t>hotel</w:t>
@@ -235,8 +267,17 @@
           <w:rFonts w:ascii="Times New Roman" w:hAnsi="Times New Roman" w:cs="Times New Roman"/>
           <w:sz w:val="36"/>
           <w:szCs w:val="36"/>
-        </w:rPr>
-        <w:t xml:space="preserve"> }} </w:t>
+          <w:u w:val="single"/>
+        </w:rPr>
+        <w:t xml:space="preserve"> }}</w:t>
+      </w:r>
+      <w:r>
+        <w:rPr>
+          <w:rFonts w:ascii="Times New Roman" w:hAnsi="Times New Roman" w:cs="Times New Roman"/>
+          <w:sz w:val="36"/>
+          <w:szCs w:val="36"/>
+        </w:rPr>
+        <w:t xml:space="preserve"> </w:t>
       </w:r>
       <w:r>
         <w:rPr>
@@ -252,13 +293,23 @@
           <w:sz w:val="36"/>
           <w:szCs w:val="36"/>
         </w:rPr>
-        <w:t xml:space="preserve"> {{ </w:t>
-      </w:r>
-      <w:r>
-        <w:rPr>
-          <w:rFonts w:ascii="Times New Roman" w:hAnsi="Times New Roman" w:cs="Times New Roman"/>
-          <w:sz w:val="36"/>
-          <w:szCs w:val="36"/>
+        <w:t xml:space="preserve"> </w:t>
+      </w:r>
+      <w:r>
+        <w:rPr>
+          <w:rFonts w:ascii="Times New Roman" w:hAnsi="Times New Roman" w:cs="Times New Roman"/>
+          <w:sz w:val="36"/>
+          <w:szCs w:val="36"/>
+          <w:u w:val="single"/>
+        </w:rPr>
+        <w:t xml:space="preserve">{{ </w:t>
+      </w:r>
+      <w:r>
+        <w:rPr>
+          <w:rFonts w:ascii="Times New Roman" w:hAnsi="Times New Roman" w:cs="Times New Roman"/>
+          <w:sz w:val="36"/>
+          <w:szCs w:val="36"/>
+          <w:u w:val="single"/>
           <w:lang w:val="en-US"/>
         </w:rPr>
         <w:t>date</w:t>
@@ -268,6 +319,7 @@
           <w:rFonts w:ascii="Times New Roman" w:hAnsi="Times New Roman" w:cs="Times New Roman"/>
           <w:sz w:val="36"/>
           <w:szCs w:val="36"/>
+          <w:u w:val="single"/>
           <w:lang w:val="en-US"/>
         </w:rPr>
         <w:t>Arrival</w:t>
@@ -277,6 +329,7 @@
           <w:rFonts w:ascii="Times New Roman" w:hAnsi="Times New Roman" w:cs="Times New Roman"/>
           <w:sz w:val="36"/>
           <w:szCs w:val="36"/>
+          <w:u w:val="single"/>
         </w:rPr>
         <w:t xml:space="preserve"> </w:t>
       </w:r>
@@ -285,8 +338,17 @@
           <w:rFonts w:ascii="Times New Roman" w:hAnsi="Times New Roman" w:cs="Times New Roman"/>
           <w:sz w:val="36"/>
           <w:szCs w:val="36"/>
-        </w:rPr>
-        <w:t xml:space="preserve">}} </w:t>
+          <w:u w:val="single"/>
+        </w:rPr>
+        <w:t>}}</w:t>
+      </w:r>
+      <w:r>
+        <w:rPr>
+          <w:rFonts w:ascii="Times New Roman" w:hAnsi="Times New Roman" w:cs="Times New Roman"/>
+          <w:sz w:val="36"/>
+          <w:szCs w:val="36"/>
+        </w:rPr>
+        <w:t xml:space="preserve"> </w:t>
       </w:r>
       <w:r>
         <w:rPr>
@@ -302,13 +364,23 @@
           <w:sz w:val="36"/>
           <w:szCs w:val="36"/>
         </w:rPr>
-        <w:t xml:space="preserve"> {{ </w:t>
-      </w:r>
-      <w:r>
-        <w:rPr>
-          <w:rFonts w:ascii="Times New Roman" w:hAnsi="Times New Roman" w:cs="Times New Roman"/>
-          <w:sz w:val="36"/>
-          <w:szCs w:val="36"/>
+        <w:t xml:space="preserve"> </w:t>
+      </w:r>
+      <w:r>
+        <w:rPr>
+          <w:rFonts w:ascii="Times New Roman" w:hAnsi="Times New Roman" w:cs="Times New Roman"/>
+          <w:sz w:val="36"/>
+          <w:szCs w:val="36"/>
+          <w:u w:val="single"/>
+        </w:rPr>
+        <w:t xml:space="preserve">{{ </w:t>
+      </w:r>
+      <w:r>
+        <w:rPr>
+          <w:rFonts w:ascii="Times New Roman" w:hAnsi="Times New Roman" w:cs="Times New Roman"/>
+          <w:sz w:val="36"/>
+          <w:szCs w:val="36"/>
+          <w:u w:val="single"/>
           <w:lang w:val="en-US"/>
         </w:rPr>
         <w:t>date</w:t>
@@ -318,6 +390,7 @@
           <w:rFonts w:ascii="Times New Roman" w:hAnsi="Times New Roman" w:cs="Times New Roman"/>
           <w:sz w:val="36"/>
           <w:szCs w:val="36"/>
+          <w:u w:val="single"/>
           <w:lang w:val="en-US"/>
         </w:rPr>
         <w:t>Departure</w:t>
@@ -327,6 +400,7 @@
           <w:rFonts w:ascii="Times New Roman" w:hAnsi="Times New Roman" w:cs="Times New Roman"/>
           <w:sz w:val="36"/>
           <w:szCs w:val="36"/>
+          <w:u w:val="single"/>
         </w:rPr>
         <w:t xml:space="preserve"> }}</w:t>
       </w:r>
@@ -390,6 +464,7 @@
           <w:rFonts w:ascii="Times New Roman" w:hAnsi="Times New Roman" w:cs="Times New Roman"/>
           <w:sz w:val="36"/>
           <w:szCs w:val="36"/>
+          <w:u w:val="single"/>
         </w:rPr>
         <w:t xml:space="preserve">{{ </w:t>
       </w:r>
@@ -398,6 +473,7 @@
           <w:rFonts w:ascii="Times New Roman" w:hAnsi="Times New Roman" w:cs="Times New Roman"/>
           <w:sz w:val="36"/>
           <w:szCs w:val="36"/>
+          <w:u w:val="single"/>
           <w:lang w:val="en-US"/>
         </w:rPr>
         <w:t>fullName</w:t>
@@ -407,6 +483,7 @@
           <w:rFonts w:ascii="Times New Roman" w:hAnsi="Times New Roman" w:cs="Times New Roman"/>
           <w:sz w:val="36"/>
           <w:szCs w:val="36"/>
+          <w:u w:val="single"/>
         </w:rPr>
         <w:t xml:space="preserve"> }}</w:t>
       </w:r>
@@ -433,6 +510,7 @@
           <w:rFonts w:ascii="Times New Roman" w:hAnsi="Times New Roman" w:cs="Times New Roman"/>
           <w:sz w:val="36"/>
           <w:szCs w:val="36"/>
+          <w:u w:val="single"/>
         </w:rPr>
         <w:t xml:space="preserve">{{ </w:t>
       </w:r>
@@ -441,6 +519,7 @@
           <w:rFonts w:ascii="Times New Roman" w:hAnsi="Times New Roman" w:cs="Times New Roman"/>
           <w:sz w:val="36"/>
           <w:szCs w:val="36"/>
+          <w:u w:val="single"/>
           <w:lang w:val="en-US"/>
         </w:rPr>
         <w:t>ticketNumber</w:t>
@@ -450,6 +529,7 @@
           <w:rFonts w:ascii="Times New Roman" w:hAnsi="Times New Roman" w:cs="Times New Roman"/>
           <w:sz w:val="36"/>
           <w:szCs w:val="36"/>
+          <w:u w:val="single"/>
         </w:rPr>
         <w:t xml:space="preserve"> }}</w:t>
       </w:r>
@@ -476,6 +556,7 @@
           <w:rFonts w:ascii="Times New Roman" w:hAnsi="Times New Roman" w:cs="Times New Roman"/>
           <w:sz w:val="36"/>
           <w:szCs w:val="36"/>
+          <w:u w:val="single"/>
         </w:rPr>
         <w:t xml:space="preserve">{{ </w:t>
       </w:r>
@@ -484,6 +565,7 @@
           <w:rFonts w:ascii="Times New Roman" w:hAnsi="Times New Roman" w:cs="Times New Roman"/>
           <w:sz w:val="36"/>
           <w:szCs w:val="36"/>
+          <w:u w:val="single"/>
           <w:lang w:val="en-US"/>
         </w:rPr>
         <w:t>flight</w:t>
@@ -493,6 +575,7 @@
           <w:rFonts w:ascii="Times New Roman" w:hAnsi="Times New Roman" w:cs="Times New Roman"/>
           <w:sz w:val="36"/>
           <w:szCs w:val="36"/>
+          <w:u w:val="single"/>
         </w:rPr>
         <w:t xml:space="preserve"> }}</w:t>
       </w:r>
@@ -519,6 +602,7 @@
           <w:rFonts w:ascii="Times New Roman" w:hAnsi="Times New Roman" w:cs="Times New Roman"/>
           <w:sz w:val="36"/>
           <w:szCs w:val="36"/>
+          <w:u w:val="single"/>
         </w:rPr>
         <w:t xml:space="preserve">{{ </w:t>
       </w:r>
@@ -527,6 +611,7 @@
           <w:rFonts w:ascii="Times New Roman" w:hAnsi="Times New Roman" w:cs="Times New Roman"/>
           <w:sz w:val="36"/>
           <w:szCs w:val="36"/>
+          <w:u w:val="single"/>
           <w:lang w:val="en-US"/>
         </w:rPr>
         <w:t>passengerCount</w:t>
@@ -536,6 +621,7 @@
           <w:rFonts w:ascii="Times New Roman" w:hAnsi="Times New Roman" w:cs="Times New Roman"/>
           <w:sz w:val="36"/>
           <w:szCs w:val="36"/>
+          <w:u w:val="single"/>
         </w:rPr>
         <w:t xml:space="preserve"> }}</w:t>
       </w:r>
@@ -565,13 +651,39 @@
           <w:sz w:val="36"/>
           <w:szCs w:val="36"/>
         </w:rPr>
-        <w:t xml:space="preserve">Заявка оформлена </w:t>
-      </w:r>
-      <w:r>
-        <w:rPr>
-          <w:rFonts w:ascii="Times New Roman" w:hAnsi="Times New Roman" w:cs="Times New Roman"/>
-          <w:sz w:val="36"/>
-          <w:szCs w:val="36"/>
+        <w:t>Заявка оформлена</w:t>
+      </w:r>
+      <w:r>
+        <w:rPr>
+          <w:rFonts w:ascii="Times New Roman" w:hAnsi="Times New Roman" w:cs="Times New Roman"/>
+          <w:sz w:val="36"/>
+          <w:szCs w:val="36"/>
+          <w:lang w:val="en-US"/>
+        </w:rPr>
+        <w:t xml:space="preserve"> </w:t>
+      </w:r>
+      <w:r>
+        <w:rPr>
+          <w:rFonts w:ascii="Times New Roman" w:hAnsi="Times New Roman" w:cs="Times New Roman"/>
+          <w:sz w:val="36"/>
+          <w:szCs w:val="36"/>
+        </w:rPr>
+        <w:t>оператором:</w:t>
+      </w:r>
+      <w:r>
+        <w:rPr>
+          <w:rFonts w:ascii="Times New Roman" w:hAnsi="Times New Roman" w:cs="Times New Roman"/>
+          <w:sz w:val="36"/>
+          <w:szCs w:val="36"/>
+        </w:rPr>
+        <w:t xml:space="preserve"> </w:t>
+      </w:r>
+      <w:r>
+        <w:rPr>
+          <w:rFonts w:ascii="Times New Roman" w:hAnsi="Times New Roman" w:cs="Times New Roman"/>
+          <w:sz w:val="36"/>
+          <w:szCs w:val="36"/>
+          <w:u w:val="single"/>
         </w:rPr>
         <w:t xml:space="preserve">{{ </w:t>
       </w:r>
@@ -580,6 +692,7 @@
           <w:rFonts w:ascii="Times New Roman" w:hAnsi="Times New Roman" w:cs="Times New Roman"/>
           <w:sz w:val="36"/>
           <w:szCs w:val="36"/>
+          <w:u w:val="single"/>
           <w:lang w:val="en-US"/>
         </w:rPr>
         <w:t>operator</w:t>
@@ -589,6 +702,7 @@
           <w:rFonts w:ascii="Times New Roman" w:hAnsi="Times New Roman" w:cs="Times New Roman"/>
           <w:sz w:val="36"/>
           <w:szCs w:val="36"/>
+          <w:u w:val="single"/>
         </w:rPr>
         <w:t xml:space="preserve"> }}</w:t>
       </w:r>
